--- a/.docs/Recommendation_System_Design_Ver1.1.docx
+++ b/.docs/Recommendation_System_Design_Ver1.1.docx
@@ -2915,13 +2915,45 @@
           <w:b/>
           <w:bCs/>
         </w:rPr>
-        <w:t>Explicit.</w:t>
-      </w:r>
-      <w:r>
-        <w:t xml:space="preserve"> Khi người dùng trả lời khảo sát, hệ thống xây dựng preference profile và quy thành user vector 12 chiều.</w:t>
-      </w:r>
-      <w:r>
-        <w:t xml:space="preserve"> Nếu người dùng bỏ qua khảo sát thì user vector là NULL và Explicit = 0. Vector người dùng được cập nhật sau mỗi lần like/dislike:</w:t>
+        <w:t xml:space="preserve">Explicit.</w:t>
+      </w:r>
+      <w:r>
+        <w:t xml:space="preserve"> Khi người dùng trả lời khảo sát, mỗi câu trả lời (option_code, scale_value) được quy về ontology qua bảng survey_option_vectors rồi gộp thành user vector 12 chiều, cùng không gian với dish vector. Với mỗi chiều d:</w:t>
+      </w:r>
+    </w:p>
+    <w:p>
+      <w:pPr>
+        <w:shd w:val="clear" w:color="auto" w:fill="F2F2F2"/>
+        <w:spacing w:before="60" w:after="0"/>
+        <w:ind w:left="360" w:right="360"/>
+      </w:pPr>
+      <w:r>
+        <w:t xml:space="preserve">User[d] = Σ_i ( s_i · vec_i[d] · mask_i[d] ) / Σ_i ( s_i · mask_i[d] );</w:t>
+      </w:r>
+    </w:p>
+    <w:p>
+      <w:pPr>
+        <w:shd w:val="clear" w:color="auto" w:fill="F2F2F2"/>
+        <w:spacing w:after="0"/>
+        <w:ind w:left="360" w:right="360"/>
+      </w:pPr>
+      <w:r>
+        <w:t xml:space="preserve">User[d] = 0 nếu Σ_i ( s_i · mask_i[d] ) = 0 (không câu trả lời nào chạm chiều d);</w:t>
+      </w:r>
+    </w:p>
+    <w:p>
+      <w:pPr>
+        <w:shd w:val="clear" w:color="auto" w:fill="F2F2F2"/>
+        <w:spacing w:after="140"/>
+        <w:ind w:left="360" w:right="360"/>
+      </w:pPr>
+      <w:r>
+        <w:t xml:space="preserve">Với s_i = scale_value của câu trả lời i (bỏ trống = 1); vec_i, mask_i = vec, dim_mask của option_code đó.</w:t>
+      </w:r>
+    </w:p>
+    <w:p>
+      <w:r>
+        <w:t xml:space="preserve">Kết quả lưu vào initial_vec và vec. Nếu người dùng bỏ qua khảo sát, hoặc kết quả là vector 0 (mọi chiều được chạm đều có giá trị 0), thì user vector là NULL và Explicit = 0. Vector người dùng được cập nhật sau mỗi lần like/dislike:</w:t>
       </w:r>
     </w:p>
     <w:p>
@@ -8417,6 +8449,18 @@
       </w:pPr>
       <w:r>
         <w:t>Bỏ "dị ứng" khỏi thuộc tính lọc (không có trong Data Dictionary); thêm lọc bán kính (mục 1.2, 2.5).</w:t>
+      </w:r>
+    </w:p>
+    <w:p>
+      <w:pPr>
+        <w:numPr>
+          <w:ilvl w:val="0"/>
+          <w:numId w:val="5"/>
+        </w:numPr>
+        <w:spacing w:after="0" w:line="288" w:lineRule="auto"/>
+      </w:pPr>
+      <w:r>
+        <w:t xml:space="preserve">Quy tắc gộp câu trả lời khảo sát thành user vector: trung bình có trọng số scale_value theo dim_mask trên từng chiều; kết quả là vector 0 thì lưu NULL (mục 3.2). Bỏ hình kiến trúc tổng thể ở mục 1.3.</w:t>
       </w:r>
     </w:p>
     <w:p>

--- a/.docs/Recommendation_System_Design_Ver1.1.docx
+++ b/.docs/Recommendation_System_Design_Ver1.1.docx
@@ -2393,7 +2393,7 @@
         <w:spacing w:after="0" w:line="288" w:lineRule="auto"/>
       </w:pPr>
       <w:r>
-        <w:t>Kiểm tra kết quả: đủ 12 khóa, mọi giá trị thuộc [0, 1]. Nếu hợp lệ thì lưu vector, JSON gốc và tên mô hình (status = ready); nếu không thì đánh dấu failed. Reco tự chạy lại các món pending/failed bằng vòng lặp nền mỗi 5 phút.</w:t>
+        <w:t>Kiểm tra kết quả: đủ 12 khóa, mọi giá trị thuộc [0, 1]. Khóa phải đúng tên 12 chiều: thiếu khóa hoặc có khóa lạ (kể cả tên chiều gõ sai) đều không hợp lệ. Giá trị không cần đúng thang rời rạc, chỉ cần là số thuộc [0, 1]. Vector toàn 0 không hợp lệ (dish_vectors.vec có CHECK khác vector 0). Nếu hợp lệ thì lưu vector, JSON gốc và tên mô hình (status = ready); nếu không thì đánh dấu failed. Reco tự chạy lại các món pending/failed bằng vòng lặp nền mỗi 5 phút.</w:t>
       </w:r>
     </w:p>
     <w:p>

--- a/.docs/Recommendation_System_Design_Ver1.1.docx
+++ b/.docs/Recommendation_System_Design_Ver1.1.docx
@@ -2381,7 +2381,7 @@
         <w:spacing w:after="0" w:line="288" w:lineRule="auto"/>
       </w:pPr>
       <w:r>
-        <w:t>Nếu nội dung mới hoặc thay đổi, reco gọi AI với prompt chứa định nghĩa từng chiều và yêu cầu trả về JSON đủ 12 chiều.</w:t>
+        <w:t>Nếu nội dung mới hoặc thay đổi, reco gọi AI với prompt chứa định nghĩa từng chiều và yêu cầu trả về JSON đủ 12 chiều. AI là model của OpenAI, đặt bằng biến môi trường LLM_MODEL (key: LLM_API_KEY), trả lời theo JSON schema 12 khóa. RECO-01 trả lời ngay với status = pending và vec = NULL (vector cũ bị bỏ vì không còn khớp nội dung); vector được sinh trong tác vụ nền ngay sau đó.</w:t>
       </w:r>
     </w:p>
     <w:p>
@@ -2393,7 +2393,7 @@
         <w:spacing w:after="0" w:line="288" w:lineRule="auto"/>
       </w:pPr>
       <w:r>
-        <w:t>Kiểm tra kết quả: đủ 12 khóa, mọi giá trị thuộc [0, 1]. Khóa phải đúng tên 12 chiều: thiếu khóa hoặc có khóa lạ (kể cả tên chiều gõ sai) đều không hợp lệ. Giá trị không cần đúng thang rời rạc, chỉ cần là số thuộc [0, 1]. Vector toàn 0 không hợp lệ (dish_vectors.vec có CHECK khác vector 0). Nếu hợp lệ thì lưu vector, JSON gốc và tên mô hình (status = ready); nếu không thì đánh dấu failed. Reco tự chạy lại các món pending/failed bằng vòng lặp nền mỗi 5 phút.</w:t>
+        <w:t>Kiểm tra kết quả: đủ 12 khóa, mọi giá trị thuộc [0, 1]. Khóa phải đúng tên 12 chiều: thiếu khóa hoặc có khóa lạ (kể cả tên chiều gõ sai) đều không hợp lệ. Giá trị không cần đúng thang rời rạc, chỉ cần là số thuộc [0, 1]. Vector toàn 0 không hợp lệ (dish_vectors.vec có CHECK khác vector 0). Nếu hợp lệ thì lưu vector, JSON gốc và tên mô hình (status = ready); nếu không thì đánh dấu failed. Reco tự chạy lại các món pending/failed bằng vòng lặp nền mỗi 5 phút, tối đa 5 lần cho mỗi nội dung (attempt_count; nội dung mới đặt lại về 0). Món đã thử 5 lần vẫn failed, giữ last_error để kiểm tra. Chưa cấu hình LLM thì món giữ pending và không tính lần thử.</w:t>
       </w:r>
     </w:p>
     <w:p>

--- a/.docs/Recommendation_System_Design_Ver1.1.docx
+++ b/.docs/Recommendation_System_Design_Ver1.1.docx
@@ -7149,6 +7149,9 @@
       </w:r>
       <w:r>
         <w:t xml:space="preserve"> backend gửi), ghi recommendation_logs và recommendation_items (Guest không ghi log).</w:t>
+      </w:r>
+      <w:r>
+        <w:t xml:space="preserve"> recommendation_items ghi mọi ứng viên reco biết (cả món ngoài top_k, is_returned = false); món chưa từng nhận hoặc không hoạt động chỉ nằm trong ignored_dish_ids. Id trùng trong candidate_dish_ids (hoặc trong dish_ids của /impressions) chỉ tính một lần, ở vị trí đầu tiên. Người dùng đăng nhập mà không còn ứng viên nào reco biết thì không ghi log và request_id = null.</w:t>
       </w:r>
     </w:p>
     <w:p>

--- a/.docs/Recommendation_System_Design_Ver1.1.docx
+++ b/.docs/Recommendation_System_Design_Ver1.1.docx
@@ -6995,7 +6995,7 @@
     </w:p>
     <w:p>
       <w:r>
-        <w:t>Nếu event_uuid đã có thì trả duplicate và không cập nhật gì; nếu món chưa có vector thì trả 503 để outbox worker gửi lại sau. Ngược lại, thực hiện trong một transaction, khóa dòng của người dùng để tránh cập nhật đồng thời làm sai</w:t>
+        <w:t>Nếu event_uuid đã có thì trả duplicate và không cập nhật gì; nếu món chưa có vector thì trả 503 kèm Retry-After: 60 để outbox worker gửi lại sau; món reco chưa từng nhận trả 404 (worker bỏ sự kiện). Món đã ngừng hoạt động mà có vector vẫn được tính, vì người dùng thật sự đã phản hồi. Ngược lại, thực hiện trong một transaction, khóa dòng của người dùng để tránh cập nhật đồng thời làm sai</w:t>
       </w:r>
       <w:r>
         <w:t xml:space="preserve"> vector:</w:t>
@@ -7056,7 +7056,7 @@
         <w:spacing w:after="80" w:line="288" w:lineRule="auto"/>
       </w:pPr>
       <w:r>
-        <w:t>Cập nhật dish_stats theo quy tắc mỗi người dùng một phiếu (nếu người dùng đổi ý thì trừ phiếu cũ, cộng phiếu mới).</w:t>
+        <w:t>Cập nhật dish_stats theo quy tắc mỗi người dùng một phiếu (nếu người dùng đổi ý thì trừ phiếu cũ, cộng phiếu mới). Phiếu đang tính là phản hồi có occurred_at mới nhất: sự kiện đến muộn mà cũ hơn vẫn cộng vào r, n, vector và m nhưng không đổi phiếu.</w:t>
       </w:r>
     </w:p>
     <w:p>

--- a/.docs/Recommendation_System_Design_Ver1.1.docx
+++ b/.docs/Recommendation_System_Design_Ver1.1.docx
@@ -3411,7 +3411,7 @@
         <w:t>Dùng ln(N_total + 1) thay cho ln(N_total) để công thức xác định cả khi người dùng chưa được hiển thị món nào (N_total = 0 cho Exploration = 0 với mọi món). N_i và N_total chỉ tăn</w:t>
       </w:r>
       <w:r>
-        <w:t>g qua POST /impressions khi món thật sự hiện trên màn hình (từ 50% diện tích trong ít nhất 1 giây), không tăng khi reco trả kết quả gợi ý. UCB thuộc giai đoạn 3; trước đó cấu hình đang dùng đặt γ = 0.</w:t>
+        <w:t>g qua POST /impressions khi món thật sự hiện trên màn hình (từ 50% diện tích trong ít nhất 1 giây), không tăng khi reco trả kết quả gợi ý. UCB thuộc giai đoạn 3; trước đó cấu hình đang dùng đặt γ = 0. Cấu hình config_version 2 (γ = 0,1, các tham số khác như bản 1) đã có sẵn nhưng chưa bật; chỉ bật khi app đã gửi impressions, vì khi N_total = 0 thì Exploration_Score của mọi món bằng 0.</w:t>
       </w:r>
     </w:p>
     <w:p>
